--- a/improve-v1/v1-one-time-BEs/docs/04/product/pdf/04-the-turn-sunken-leaf.docx
+++ b/improve-v1/v1-one-time-BEs/docs/04/product/pdf/04-the-turn-sunken-leaf.docx
@@ -151,19 +151,19 @@
         <w:pStyle w:val="BodyText"/>
       </w:pPr>
       <w:r>
-        <w:t xml:space="preserve">You picked the Sunken Leaf: it’s gone quiet and stayed quiet, and you’re the one who starts everything</w:t>
-      </w:r>
-      <w:r>
-        <w:t xml:space="preserve"> </w:t>
-      </w:r>
-      <w:r>
-        <w:t xml:space="preserve">or nothing starts. The cup agrees with you. One of your seven has sunk low, down near the base, and</w:t>
-      </w:r>
-      <w:r>
-        <w:t xml:space="preserve"> </w:t>
-      </w:r>
-      <w:r>
-        <w:t xml:space="preserve">I’ll show you which.</w:t>
+        <w:t xml:space="preserve">Your cup reads as a Sunken Leaf. What runs between you and him has gone quiet from his end. Lately,</w:t>
+      </w:r>
+      <w:r>
+        <w:t xml:space="preserve"> </w:t>
+      </w:r>
+      <w:r>
+        <w:t xml:space="preserve">anything that passes between you starts with you. One of your seven has sunk low, down near the base,</w:t>
+      </w:r>
+      <w:r>
+        <w:t xml:space="preserve"> </w:t>
+      </w:r>
+      <w:r>
+        <w:t xml:space="preserve">and I’ll show you which.</w:t>
       </w:r>
     </w:p>
     <w:p>
@@ -284,7 +284,7 @@
           <w:b/>
           <w:bCs/>
         </w:rPr>
-        <w:t xml:space="preserve">What you told me sets the order.</w:t>
+        <w:t xml:space="preserve">The first light sets the order.</w:t>
       </w:r>
       <w:r>
         <w:t xml:space="preserve"> </w:t>
@@ -302,25 +302,37 @@
         <w:t xml:space="preserve"> </w:t>
       </w:r>
       <w:r>
-        <w:t xml:space="preserve">stretch comes first, because leaves don’t land in a queue. That came from you. When you booked, you</w:t>
-      </w:r>
-      <w:r>
-        <w:t xml:space="preserve"> </w:t>
-      </w:r>
-      <w:r>
-        <w:t xml:space="preserve">picked the one of my three that sounded like your last three weeks. A woman who’s been met with silence</w:t>
-      </w:r>
-      <w:r>
-        <w:t xml:space="preserve"> </w:t>
-      </w:r>
-      <w:r>
-        <w:t xml:space="preserve">has to stop a different thing first from a woman whose man runs hot and cold, so the same seven leaves</w:t>
-      </w:r>
-      <w:r>
-        <w:t xml:space="preserve"> </w:t>
-      </w:r>
-      <w:r>
-        <w:t xml:space="preserve">come to her in a different order. Yours is the slowest of the three, and I’ll show you why.</w:t>
+        <w:t xml:space="preserve">stretch comes first, because leaves don’t land in a queue. The cup does. When I first turn a cup, I tip</w:t>
+      </w:r>
+      <w:r>
+        <w:t xml:space="preserve"> </w:t>
+      </w:r>
+      <w:r>
+        <w:t xml:space="preserve">it slowly toward the light, and the whole cup reads from the mark that catches the light first. A woman</w:t>
+      </w:r>
+      <w:r>
+        <w:t xml:space="preserve"> </w:t>
+      </w:r>
+      <w:r>
+        <w:t xml:space="preserve">who’s been met with silence has to stop a different thing first from a woman whose man runs hot and</w:t>
+      </w:r>
+      <w:r>
+        <w:t xml:space="preserve"> </w:t>
+      </w:r>
+      <w:r>
+        <w:t xml:space="preserve">cold, so the same seven leaves come to her in a different order. In yours the light went right down the</w:t>
+      </w:r>
+      <w:r>
+        <w:t xml:space="preserve"> </w:t>
+      </w:r>
+      <w:r>
+        <w:t xml:space="preserve">wall into the dark band near the base, and the first mark it caught was mark 2, half lost in the leaf</w:t>
+      </w:r>
+      <w:r>
+        <w:t xml:space="preserve"> </w:t>
+      </w:r>
+      <w:r>
+        <w:t xml:space="preserve">round it. A cup that reads from its lowest leaf is the slowest of the three, and I’ll show you why.</w:t>
       </w:r>
     </w:p>
     <w:p>

--- a/improve-v1/v1-one-time-BEs/docs/04/product/pdf/04-the-turn-sunken-leaf.docx
+++ b/improve-v1/v1-one-time-BEs/docs/04/product/pdf/04-the-turn-sunken-leaf.docx
@@ -171,13 +171,13 @@
         <w:pStyle w:val="BodyText"/>
       </w:pPr>
       <w:r>
-        <w:t xml:space="preserve">Some of what’s below will look as if it argues with my letter. Read to the end before you decide it</w:t>
-      </w:r>
-      <w:r>
-        <w:t xml:space="preserve"> </w:t>
-      </w:r>
-      <w:r>
-        <w:t xml:space="preserve">does.</w:t>
+        <w:t xml:space="preserve">Some of what’s below will go against what you’ve been telling yourself. Read to the end before you</w:t>
+      </w:r>
+      <w:r>
+        <w:t xml:space="preserve"> </w:t>
+      </w:r>
+      <w:r>
+        <w:t xml:space="preserve">decide it’s wrong.</w:t>
       </w:r>
     </w:p>
     <w:bookmarkStart w:id="13" w:name="how-a-cup-is-read"/>
@@ -194,13 +194,7 @@
         <w:pStyle w:val="FirstParagraph"/>
       </w:pPr>
       <w:r>
-        <w:t xml:space="preserve">My letter gave you the seven leaves. It couldn’t give you their places, because I hadn’t turned the</w:t>
-      </w:r>
-      <w:r>
-        <w:t xml:space="preserve"> </w:t>
-      </w:r>
-      <w:r>
-        <w:t xml:space="preserve">cup. The places are where the timing is. Three things decide it.</w:t>
+        <w:t xml:space="preserve">You’ve seen your seven leaves. Their places are where the timing is, and three things decide it.</w:t>
       </w:r>
     </w:p>
     <w:p>
@@ -490,27 +484,27 @@
         <w:pStyle w:val="BodyText"/>
       </w:pPr>
       <w:r>
-        <w:t xml:space="preserve">And look where he sits: on the far side of your cup, the side my letter said belongs to somebody you</w:t>
-      </w:r>
-      <w:r>
-        <w:t xml:space="preserve"> </w:t>
-      </w:r>
-      <w:r>
-        <w:t xml:space="preserve">haven’t met. He’s gone as quiet as a stranger, and that’s where the cup put him.</w:t>
-      </w:r>
-    </w:p>
-    <w:p>
-      <w:pPr>
-        <w:pStyle w:val="BodyText"/>
-      </w:pPr>
-      <w:r>
-        <w:t xml:space="preserve">My letter said a fortnight-old bird and one from the base would have you doing two opposite things this</w:t>
-      </w:r>
-      <w:r>
-        <w:t xml:space="preserve"> </w:t>
-      </w:r>
-      <w:r>
-        <w:t xml:space="preserve">week. Here’s what I meant: speak at once, or leave it be. Two months is in between. Set enough that</w:t>
+        <w:t xml:space="preserve">And look where he sits: on the far side of your cup, the side that belongs to somebody you haven’t</w:t>
+      </w:r>
+      <w:r>
+        <w:t xml:space="preserve"> </w:t>
+      </w:r>
+      <w:r>
+        <w:t xml:space="preserve">met. He’s gone as quiet as a stranger, and that’s where the cup put him.</w:t>
+      </w:r>
+    </w:p>
+    <w:p>
+      <w:pPr>
+        <w:pStyle w:val="BodyText"/>
+      </w:pPr>
+      <w:r>
+        <w:t xml:space="preserve">A fortnight-old bird and one from the base would have you doing two opposite things this week: speak</w:t>
+      </w:r>
+      <w:r>
+        <w:t xml:space="preserve"> </w:t>
+      </w:r>
+      <w:r>
+        <w:t xml:space="preserve">at once, or leave it be. Two months is in between. Set enough that</w:t>
       </w:r>
       <w:r>
         <w:t xml:space="preserve"> </w:t>
@@ -595,7 +589,7 @@
           <w:i/>
           <w:iCs/>
         </w:rPr>
-        <w:t xml:space="preserve">Your cup, the one I read for my letter, from above: my seven marks numbered in red, and the handle at the lower right.</w:t>
+        <w:t xml:space="preserve">Your cup, the one I read for you, from above: my seven marks numbered in red, and the handle at the lower right.</w:t>
       </w:r>
     </w:p>
     <w:bookmarkEnd w:id="17"/>
@@ -1154,13 +1148,13 @@
         <w:pStyle w:val="BodyText"/>
       </w:pPr>
       <w:r>
-        <w:t xml:space="preserve">The heart’s yours. My letter called it the turmoil, yours mostly, and said it was about the state</w:t>
-      </w:r>
-      <w:r>
-        <w:t xml:space="preserve"> </w:t>
-      </w:r>
-      <w:r>
-        <w:t xml:space="preserve">you’ve been in while this hasn’t ended. In your cup that state has sunk. It’s gone down to where old</w:t>
+        <w:t xml:space="preserve">The heart’s yours. It’s the turmoil, yours mostly: the state you’ve been in while this hasn’t</w:t>
+      </w:r>
+      <w:r>
+        <w:t xml:space="preserve"> </w:t>
+      </w:r>
+      <w:r>
+        <w:t xml:space="preserve">ended. In your cup that state has sunk. It’s gone down to where old</w:t>
       </w:r>
       <w:r>
         <w:t xml:space="preserve"> </w:t>
@@ -1348,13 +1342,13 @@
         <w:pStyle w:val="FirstParagraph"/>
       </w:pPr>
       <w:r>
-        <w:t xml:space="preserve">My letter said the question that settles this isn’t whether there’s somebody else. It’s how long he’s</w:t>
-      </w:r>
-      <w:r>
-        <w:t xml:space="preserve"> </w:t>
-      </w:r>
-      <w:r>
-        <w:t xml:space="preserve">been going, and how much of it can be got back. How long: two months. How much:</w:t>
+        <w:t xml:space="preserve">The question that settles this isn’t whether there’s somebody else. It’s how long he’s been going,</w:t>
+      </w:r>
+      <w:r>
+        <w:t xml:space="preserve"> </w:t>
+      </w:r>
+      <w:r>
+        <w:t xml:space="preserve">and how much of it can be got back. How long: two months. How much:</w:t>
       </w:r>
     </w:p>
     <w:p>
@@ -1524,13 +1518,13 @@
         <w:t xml:space="preserve"> </w:t>
       </w:r>
       <w:r>
-        <w:t xml:space="preserve">comes first so you can see where the instruction comes from. I told you the cup had the weeks in it. It</w:t>
-      </w:r>
-      <w:r>
-        <w:t xml:space="preserve"> </w:t>
-      </w:r>
-      <w:r>
-        <w:t xml:space="preserve">does, and one of them has a day and an hour on it.</w:t>
+        <w:t xml:space="preserve">comes first so you can see where the instruction comes from. Your cup has the weeks in it, and one of</w:t>
+      </w:r>
+      <w:r>
+        <w:t xml:space="preserve"> </w:t>
+      </w:r>
+      <w:r>
+        <w:t xml:space="preserve">them has a day and an hour on it.</w:t>
       </w:r>
     </w:p>
     <w:bookmarkStart w:id="24" w:name="days-13-the-broken-heart-silent"/>
@@ -2890,7 +2884,13 @@
         <w:pStyle w:val="BodyText"/>
       </w:pPr>
       <w:r>
-        <w:t xml:space="preserve">Your bridge comes last because a silent cup can’t be hurried, and because of where it sits: halfway</w:t>
+        <w:t xml:space="preserve">This is your bridge week, the three days when what you say lands as an invitation and not as</w:t>
+      </w:r>
+      <w:r>
+        <w:t xml:space="preserve"> </w:t>
+      </w:r>
+      <w:r>
+        <w:t xml:space="preserve">pressure. It comes last because a silent cup can’t be hurried, and because of where it sits: halfway</w:t>
       </w:r>
       <w:r>
         <w:t xml:space="preserve"> </w:t>
@@ -3181,13 +3181,13 @@
         <w:t xml:space="preserve"> </w:t>
       </w:r>
       <w:r>
-        <w:t xml:space="preserve">is the one thing this reading exists to stop, and what the woman in my letter did. She had the right</w:t>
-      </w:r>
-      <w:r>
-        <w:t xml:space="preserve"> </w:t>
-      </w:r>
-      <w:r>
-        <w:t xml:space="preserve">words and the wrong week, and it cost her four months.</w:t>
+        <w:t xml:space="preserve">is the one thing this reading exists to stop. The right words in the wrong week land as pressure, and</w:t>
+      </w:r>
+      <w:r>
+        <w:t xml:space="preserve"> </w:t>
+      </w:r>
+      <w:r>
+        <w:t xml:space="preserve">they cost you months.</w:t>
       </w:r>
     </w:p>
     <w:p>
@@ -3249,13 +3249,13 @@
         <w:pStyle w:val="BodyText"/>
       </w:pPr>
       <w:r>
-        <w:t xml:space="preserve">My letter said the bird doesn’t tell me whether there’s somebody else, and the specks don’t either. If</w:t>
-      </w:r>
-      <w:r>
-        <w:t xml:space="preserve"> </w:t>
-      </w:r>
-      <w:r>
-        <w:t xml:space="preserve">there’s a second presence in this, that’s where she’d be: under everything, too broken up for me to</w:t>
+        <w:t xml:space="preserve">The bird doesn’t tell me whether there’s somebody else, and the specks don’t either. If there’s a</w:t>
+      </w:r>
+      <w:r>
+        <w:t xml:space="preserve"> </w:t>
+      </w:r>
+      <w:r>
+        <w:t xml:space="preserve">second presence in this, that’s where she’d be: under everything, too broken up for me to</w:t>
       </w:r>
       <w:r>
         <w:t xml:space="preserve"> </w:t>
